--- a/data/employees/EMP002/AST-EMP002-03.docx
+++ b/data/employees/EMP002/AST-EMP002-03.docx
@@ -7,10 +7,7 @@
         <w:pStyle w:val="Heading1"/>
       </w:pPr>
       <w:r>
-        <w:rPr>
-          <w:sz w:val="36"/>
-        </w:rPr>
-        <w:t>Design specification - EMP002</w:t>
+        <w:t>Ast Emp002 03 - EMP002</w:t>
       </w:r>
     </w:p>
     <w:p>
@@ -18,130 +15,32 @@
         <w:pStyle w:val="Heading2"/>
       </w:pPr>
       <w:r>
-        <w:t>Document Metadata</w:t>
-      </w:r>
-    </w:p>
-    <w:tbl>
-      <w:tblPr>
-        <w:tblStyle w:val="TableGrid"/>
-        <w:tblW w:type="auto" w:w="0"/>
-        <w:tblLook w:firstColumn="1" w:firstRow="1" w:lastColumn="0" w:lastRow="0" w:noHBand="0" w:noVBand="1" w:val="04A0"/>
-      </w:tblPr>
-      <w:tblGrid>
-        <w:gridCol w:w="4320"/>
-        <w:gridCol w:w="4320"/>
-      </w:tblGrid>
-      <w:tr>
-        <w:tc>
-          <w:tcPr>
-            <w:tcW w:type="dxa" w:w="4320"/>
-          </w:tcPr>
-          <w:p>
-            <w:r>
-              <w:t>Author</w:t>
-            </w:r>
-          </w:p>
-        </w:tc>
-        <w:tc>
-          <w:tcPr>
-            <w:tcW w:type="dxa" w:w="4320"/>
-          </w:tcPr>
-          <w:p>
-            <w:r>
-              <w:t>Jordan Nguyen</w:t>
-            </w:r>
-          </w:p>
-        </w:tc>
-      </w:tr>
-      <w:tr>
-        <w:tc>
-          <w:tcPr>
-            <w:tcW w:type="dxa" w:w="4320"/>
-          </w:tcPr>
-          <w:p>
-            <w:r>
-              <w:t>Role / Department</w:t>
-            </w:r>
-          </w:p>
-        </w:tc>
-        <w:tc>
-          <w:tcPr>
-            <w:tcW w:type="dxa" w:w="4320"/>
-          </w:tcPr>
-          <w:p>
-            <w:r>
-              <w:t>Manager | HR</w:t>
-            </w:r>
-          </w:p>
-        </w:tc>
-      </w:tr>
-      <w:tr>
-        <w:tc>
-          <w:tcPr>
-            <w:tcW w:type="dxa" w:w="4320"/>
-          </w:tcPr>
-          <w:p>
-            <w:r>
-              <w:t>Location</w:t>
-            </w:r>
-          </w:p>
-        </w:tc>
-        <w:tc>
-          <w:tcPr>
-            <w:tcW w:type="dxa" w:w="4320"/>
-          </w:tcPr>
-          <w:p>
-            <w:r>
-              <w:t>Portland</w:t>
-            </w:r>
-          </w:p>
-        </w:tc>
-      </w:tr>
-      <w:tr>
-        <w:tc>
-          <w:tcPr>
-            <w:tcW w:type="dxa" w:w="4320"/>
-          </w:tcPr>
-          <w:p>
-            <w:r>
-              <w:t>Last Modified</w:t>
-            </w:r>
-          </w:p>
-        </w:tc>
-        <w:tc>
-          <w:tcPr>
-            <w:tcW w:type="dxa" w:w="4320"/>
-          </w:tcPr>
-          <w:p>
-            <w:r>
-              <w:t>2025-01-06</w:t>
-            </w:r>
-          </w:p>
-        </w:tc>
-      </w:tr>
-    </w:tbl>
-    <w:p/>
-    <w:p>
-      <w:pPr>
-        <w:pStyle w:val="Heading2"/>
-      </w:pPr>
-      <w:r>
-        <w:t>Specification</w:t>
+        <w:t>Page 1</w:t>
       </w:r>
     </w:p>
     <w:p>
       <w:r>
-        <w:t>Design Specification: HRIS Onboarding Module</w:t>
+        <w:t>Section 1: Fabric semantic model planning. EMP002 contributes to ast emp002 03 through recurring collaboration, clear ownership boundaries, and measurable outcomes. The team captures decisions, open issues, and handoffs so that knowledge remains discoverable for future programs.</w:t>
       </w:r>
     </w:p>
     <w:p>
       <w:r>
-        <w:t>Version: 2.1</w:t>
+        <w:t>Section 2: Automation backlog refinement. EMP002 contributes to ast emp002 03 through recurring collaboration, clear ownership boundaries, and measurable outcomes. The team captures decisions, open issues, and handoffs so that knowledge remains discoverable for future programs.</w:t>
       </w:r>
     </w:p>
     <w:p>
       <w:r>
-        <w:t>This specification describes the digital onboarding workflow integration between the HRIS platform and Azure Active Directory. New hire provisioning is triggered upon signed offer acceptance. The SLA for account creation is 4 business hours.</w:t>
+        <w:t>Section 3: Knowledge transfer and onboarding. EMP002 contributes to ast emp002 03 through recurring collaboration, clear ownership boundaries, and measurable outcomes. The team captures decisions, open issues, and handoffs so that knowledge remains discoverable for future programs.</w:t>
+      </w:r>
+    </w:p>
+    <w:p>
+      <w:r>
+        <w:t>Section 4: Quarterly delivery milestones. EMP002 contributes to ast emp002 03 through recurring collaboration, clear ownership boundaries, and measurable outcomes. The team captures decisions, open issues, and handoffs so that knowledge remains discoverable for future programs.</w:t>
+      </w:r>
+    </w:p>
+    <w:p>
+      <w:r>
+        <w:br w:type="page"/>
       </w:r>
     </w:p>
     <w:p>
@@ -149,12 +48,60 @@
         <w:pStyle w:val="Heading2"/>
       </w:pPr>
       <w:r>
-        <w:t>Author Competencies</w:t>
+        <w:t>Page 2</w:t>
       </w:r>
     </w:p>
     <w:p>
       <w:r>
-        <w:t>Power BI, Ontology, Kusto, Fabric</w:t>
+        <w:t>Section 1: Quarterly delivery milestones. EMP002 contributes to ast emp002 03 through recurring collaboration, clear ownership boundaries, and measurable outcomes. The team captures decisions, open issues, and handoffs so that knowledge remains discoverable for future programs.</w:t>
+      </w:r>
+    </w:p>
+    <w:p>
+      <w:r>
+        <w:t>Section 2: Data quality remediation. EMP002 contributes to ast emp002 03 through recurring collaboration, clear ownership boundaries, and measurable outcomes. The team captures decisions, open issues, and handoffs so that knowledge remains discoverable for future programs.</w:t>
+      </w:r>
+    </w:p>
+    <w:p>
+      <w:r>
+        <w:t>Section 3: Automation backlog refinement. EMP002 contributes to ast emp002 03 through recurring collaboration, clear ownership boundaries, and measurable outcomes. The team captures decisions, open issues, and handoffs so that knowledge remains discoverable for future programs.</w:t>
+      </w:r>
+    </w:p>
+    <w:p>
+      <w:r>
+        <w:t>Section 4: Department KPI performance. EMP002 contributes to ast emp002 03 through recurring collaboration, clear ownership boundaries, and measurable outcomes. The team captures decisions, open issues, and handoffs so that knowledge remains discoverable for future programs.</w:t>
+      </w:r>
+    </w:p>
+    <w:p>
+      <w:r>
+        <w:br w:type="page"/>
+      </w:r>
+    </w:p>
+    <w:p>
+      <w:pPr>
+        <w:pStyle w:val="Heading2"/>
+      </w:pPr>
+      <w:r>
+        <w:t>Page 3</w:t>
+      </w:r>
+    </w:p>
+    <w:p>
+      <w:r>
+        <w:t>Section 1: Customer escalation analysis. EMP002 contributes to ast emp002 03 through recurring collaboration, clear ownership boundaries, and measurable outcomes. The team captures decisions, open issues, and handoffs so that knowledge remains discoverable for future programs.</w:t>
+      </w:r>
+    </w:p>
+    <w:p>
+      <w:r>
+        <w:t>Section 2: Data quality remediation. EMP002 contributes to ast emp002 03 through recurring collaboration, clear ownership boundaries, and measurable outcomes. The team captures decisions, open issues, and handoffs so that knowledge remains discoverable for future programs.</w:t>
+      </w:r>
+    </w:p>
+    <w:p>
+      <w:r>
+        <w:t>Section 3: Knowledge transfer and onboarding. EMP002 contributes to ast emp002 03 through recurring collaboration, clear ownership boundaries, and measurable outcomes. The team captures decisions, open issues, and handoffs so that knowledge remains discoverable for future programs.</w:t>
+      </w:r>
+    </w:p>
+    <w:p>
+      <w:r>
+        <w:t>Section 4: Quarterly delivery milestones. EMP002 contributes to ast emp002 03 through recurring collaboration, clear ownership boundaries, and measurable outcomes. The team captures decisions, open issues, and handoffs so that knowledge remains discoverable for future programs.</w:t>
       </w:r>
     </w:p>
     <w:sectPr>
